--- a/05_python_for_data_science/1_introduction_ai/1.0 Veri Bilimi ve Yapay Zekaya Giriş.docx
+++ b/05_python_for_data_science/1_introduction_ai/1.0 Veri Bilimi ve Yapay Zekaya Giriş.docx
@@ -1,6 +1,6 @@
 
 <file path=word/document.xml><?xml version="1.0" encoding="utf-8"?>
-<w:document xmlns:wpc="http://schemas.microsoft.com/office/word/2010/wordprocessingCanvas" xmlns:cx="http://schemas.microsoft.com/office/drawing/2014/chartex" xmlns:cx1="http://schemas.microsoft.com/office/drawing/2015/9/8/chartex" xmlns:cx2="http://schemas.microsoft.com/office/drawing/2015/10/21/chartex" xmlns:cx3="http://schemas.microsoft.com/office/drawing/2016/5/9/chartex" xmlns:cx4="http://schemas.microsoft.com/office/drawing/2016/5/10/chartex" xmlns:cx5="http://schemas.microsoft.com/office/drawing/2016/5/11/chartex" xmlns:cx6="http://schemas.microsoft.com/office/drawing/2016/5/12/chartex" xmlns:cx7="http://schemas.microsoft.com/office/drawing/2016/5/13/chartex" xmlns:cx8="http://schemas.microsoft.com/office/drawing/2016/5/14/chartex" xmlns:mc="http://schemas.openxmlformats.org/markup-compatibility/2006" xmlns:aink="http://schemas.microsoft.com/office/drawing/2016/ink" xmlns:am3d="http://schemas.microsoft.com/office/drawing/2017/model3d" xmlns:o="urn:schemas-microsoft-com:office:office" xmlns:oel="http://schemas.microsoft.com/office/2019/extlst" xmlns:r="http://schemas.openxmlformats.org/officeDocument/2006/relationships" xmlns:m="http://schemas.openxmlformats.org/officeDocument/2006/math" xmlns:v="urn:schemas-microsoft-com:vml" xmlns:wp14="http://schemas.microsoft.com/office/word/2010/wordprocessingDrawing" xmlns:wp="http://schemas.openxmlformats.org/drawingml/2006/wordprocessingDrawing" xmlns:w10="urn:schemas-microsoft-com:office:word" xmlns:w="http://schemas.openxmlformats.org/wordprocessingml/2006/main" xmlns:w14="http://schemas.microsoft.com/office/word/2010/wordml" xmlns:w15="http://schemas.microsoft.com/office/word/2012/wordml" xmlns:w16cex="http://schemas.microsoft.com/office/word/2018/wordml/cex" xmlns:w16cid="http://schemas.microsoft.com/office/word/2016/wordml/cid" xmlns:w16="http://schemas.microsoft.com/office/word/2018/wordml" xmlns:w16du="http://schemas.microsoft.com/office/word/2023/wordml/word16du" xmlns:w16sdtdh="http://schemas.microsoft.com/office/word/2020/wordml/sdtdatahash" xmlns:w16se="http://schemas.microsoft.com/office/word/2015/wordml/symex" xmlns:wpg="http://schemas.microsoft.com/office/word/2010/wordprocessingGroup" xmlns:wpi="http://schemas.microsoft.com/office/word/2010/wordprocessingInk" xmlns:wne="http://schemas.microsoft.com/office/word/2006/wordml" xmlns:wps="http://schemas.microsoft.com/office/word/2010/wordprocessingShape" mc:Ignorable="w14 w15 w16se w16cid w16 w16cex w16sdtdh w16du wp14">
+<w:document xmlns:wpc="http://schemas.microsoft.com/office/word/2010/wordprocessingCanvas" xmlns:cx="http://schemas.microsoft.com/office/drawing/2014/chartex" xmlns:cx1="http://schemas.microsoft.com/office/drawing/2015/9/8/chartex" xmlns:cx2="http://schemas.microsoft.com/office/drawing/2015/10/21/chartex" xmlns:cx3="http://schemas.microsoft.com/office/drawing/2016/5/9/chartex" xmlns:cx4="http://schemas.microsoft.com/office/drawing/2016/5/10/chartex" xmlns:cx5="http://schemas.microsoft.com/office/drawing/2016/5/11/chartex" xmlns:cx6="http://schemas.microsoft.com/office/drawing/2016/5/12/chartex" xmlns:cx7="http://schemas.microsoft.com/office/drawing/2016/5/13/chartex" xmlns:cx8="http://schemas.microsoft.com/office/drawing/2016/5/14/chartex" xmlns:mc="http://schemas.openxmlformats.org/markup-compatibility/2006" xmlns:aink="http://schemas.microsoft.com/office/drawing/2016/ink" xmlns:am3d="http://schemas.microsoft.com/office/drawing/2017/model3d" xmlns:o="urn:schemas-microsoft-com:office:office" xmlns:oel="http://schemas.microsoft.com/office/2019/extlst" xmlns:r="http://schemas.openxmlformats.org/officeDocument/2006/relationships" xmlns:m="http://schemas.openxmlformats.org/officeDocument/2006/math" xmlns:v="urn:schemas-microsoft-com:vml" xmlns:wp14="http://schemas.microsoft.com/office/word/2010/wordprocessingDrawing" xmlns:wp="http://schemas.openxmlformats.org/drawingml/2006/wordprocessingDrawing" xmlns:w10="urn:schemas-microsoft-com:office:word" xmlns:w="http://schemas.openxmlformats.org/wordprocessingml/2006/main" xmlns:w14="http://schemas.microsoft.com/office/word/2010/wordml" xmlns:w15="http://schemas.microsoft.com/office/word/2012/wordml" xmlns:w16cex="http://schemas.microsoft.com/office/word/2018/wordml/cex" xmlns:w16cid="http://schemas.microsoft.com/office/word/2016/wordml/cid" xmlns:w16="http://schemas.microsoft.com/office/word/2018/wordml" xmlns:w16du="http://schemas.microsoft.com/office/word/2023/wordml/word16du" xmlns:w16sdtdh="http://schemas.microsoft.com/office/word/2020/wordml/sdtdatahash" xmlns:w16sdtfl="http://schemas.microsoft.com/office/word/2024/wordml/sdtformatlock" xmlns:w16se="http://schemas.microsoft.com/office/word/2015/wordml/symex" xmlns:wpg="http://schemas.microsoft.com/office/word/2010/wordprocessingGroup" xmlns:wpi="http://schemas.microsoft.com/office/word/2010/wordprocessingInk" xmlns:wne="http://schemas.microsoft.com/office/word/2006/wordml" xmlns:wps="http://schemas.microsoft.com/office/word/2010/wordprocessingShape" mc:Ignorable="w14 w15 w16se w16cid w16 w16cex w16sdtdh w16sdtfl w16du wp14">
   <w:body>
     <w:p>
       <w:pPr>
@@ -78,23 +78,7 @@
     <w:p/>
     <w:p>
       <w:r>
-        <w:t xml:space="preserve">O kadar hızlı veri üretiyoruz ki insanlık tarihi boyunca üretilen verilerin </w:t>
-      </w:r>
-      <w:proofErr w:type="gramStart"/>
-      <w:r>
-        <w:t>%90</w:t>
-      </w:r>
-      <w:proofErr w:type="gramEnd"/>
-      <w:r>
-        <w:t>’ı son birkaç yıl içerisinde üretilmiştir. (İnternet verileri, web verileri, sensör verileri) (</w:t>
-      </w:r>
-      <w:proofErr w:type="spellStart"/>
-      <w:r>
-        <w:t>İoT</w:t>
-      </w:r>
-      <w:proofErr w:type="spellEnd"/>
-      <w:r>
-        <w:t>-nesnelerin interneti)</w:t>
+        <w:t>O kadar hızlı veri üretiyoruz ki insanlık tarihi boyunca üretilen verilerin %90’ı son birkaç yıl içerisinde üretilmiştir. (İnternet verileri, web verileri, sensör verileri) (İoT-nesnelerin interneti)</w:t>
       </w:r>
     </w:p>
     <w:p>
@@ -181,6 +165,7 @@
     </w:p>
     <w:p>
       <w:r>
+        <w:lastRenderedPageBreak/>
         <w:t>Fakat veriler tek başlarına kullanıldıklarında hiçbir anlam ifade edemezler.</w:t>
       </w:r>
     </w:p>
@@ -196,13 +181,8 @@
       </w:r>
     </w:p>
     <w:p>
-      <w:proofErr w:type="gramStart"/>
-      <w:r>
-        <w:t>ait</w:t>
-      </w:r>
-      <w:proofErr w:type="gramEnd"/>
-      <w:r>
-        <w:t xml:space="preserve"> oldukları bağlamı açıklama gücüne kavuşmaktadır.</w:t>
+      <w:r>
+        <w:t>ait oldukları bağlamı açıklama gücüne kavuşmaktadır.</w:t>
       </w:r>
     </w:p>
     <w:p>
@@ -289,19 +269,44 @@
           <w:sz w:val="24"/>
           <w:szCs w:val="24"/>
         </w:rPr>
-        <w:t>Yapılandırılmış Veri (</w:t>
-      </w:r>
-      <w:proofErr w:type="spellStart"/>
-      <w:r>
-        <w:rPr>
-          <w:b/>
-          <w:bCs/>
+        <w:t>Yapılandırılmış Veri (Structured data)</w:t>
+      </w:r>
+    </w:p>
+    <w:p>
+      <w:r>
+        <w:t>Yapılandırılmış veriler, organize edilmiş veriler olarak da bilinir.</w:t>
+      </w:r>
+    </w:p>
+    <w:p>
+      <w:r>
+        <w:t>Bunlar belirli bir formatta saklanan verilerdir.</w:t>
+      </w:r>
+    </w:p>
+    <w:p>
+      <w:r>
+        <w:rPr>
+          <w:b/>
+          <w:bCs/>
+        </w:rPr>
+        <w:t>Örneğin</w:t>
+      </w:r>
+      <w:r>
+        <w:t>: Öğrenci Bilgileri, Müşteri bilgileri, Ürün Bilgileri</w:t>
+      </w:r>
+    </w:p>
+    <w:p>
+      <w:r>
+        <w:t>İlişkisel (SQL) Veri Tabanlarında depolanmaktadırlar.</w:t>
+      </w:r>
+    </w:p>
+    <w:p/>
+    <w:p>
+      <w:pPr>
+        <w:rPr>
           <w:sz w:val="24"/>
           <w:szCs w:val="24"/>
         </w:rPr>
-        <w:t>Structured</w:t>
-      </w:r>
-      <w:proofErr w:type="spellEnd"/>
+      </w:pPr>
       <w:r>
         <w:rPr>
           <w:b/>
@@ -309,17 +314,17 @@
           <w:sz w:val="24"/>
           <w:szCs w:val="24"/>
         </w:rPr>
-        <w:t xml:space="preserve"> data)</w:t>
-      </w:r>
-    </w:p>
-    <w:p>
-      <w:r>
-        <w:t>Yapılandırılmış veriler, organize edilmiş veriler olarak da bilinir.</w:t>
-      </w:r>
-    </w:p>
-    <w:p>
-      <w:r>
-        <w:t>Bunlar belirli bir formatta saklanan verilerdir.</w:t>
+        <w:t>Yapılandırılmamış Veri (Unstructured data)</w:t>
+      </w:r>
+    </w:p>
+    <w:p>
+      <w:r>
+        <w:t>Yapılandırılmamış veriler, organize edilmemiş verilerdir.</w:t>
+      </w:r>
+    </w:p>
+    <w:p>
+      <w:r>
+        <w:t>Bunlar serbest halde bulunurlar ve belirli bir formata sahip değildirler.</w:t>
       </w:r>
     </w:p>
     <w:p>
@@ -331,76 +336,12 @@
         <w:t>Örneğin</w:t>
       </w:r>
       <w:r>
-        <w:t>: Öğrenci Bilgileri, Müşteri bilgileri, Ürün Bilgileri</w:t>
-      </w:r>
-    </w:p>
-    <w:p>
-      <w:r>
-        <w:t>İlişkisel (SQL) Veri Tabanlarında depolanmaktadırlar.</w:t>
-      </w:r>
-    </w:p>
-    <w:p/>
-    <w:p>
-      <w:pPr>
-        <w:rPr>
-          <w:sz w:val="24"/>
-          <w:szCs w:val="24"/>
-        </w:rPr>
-      </w:pPr>
-      <w:r>
-        <w:rPr>
-          <w:b/>
-          <w:bCs/>
-          <w:sz w:val="24"/>
-          <w:szCs w:val="24"/>
-        </w:rPr>
-        <w:t>Yapılandırılmamış Veri (</w:t>
-      </w:r>
-      <w:proofErr w:type="spellStart"/>
-      <w:r>
-        <w:rPr>
-          <w:b/>
-          <w:bCs/>
-          <w:sz w:val="24"/>
-          <w:szCs w:val="24"/>
-        </w:rPr>
-        <w:t>Unstructured</w:t>
-      </w:r>
-      <w:proofErr w:type="spellEnd"/>
-      <w:r>
-        <w:rPr>
-          <w:b/>
-          <w:bCs/>
-          <w:sz w:val="24"/>
-          <w:szCs w:val="24"/>
-        </w:rPr>
-        <w:t xml:space="preserve"> data)</w:t>
-      </w:r>
-    </w:p>
-    <w:p>
-      <w:r>
-        <w:t>Yapılandırılmamış veriler, organize edilmemiş verilerdir.</w:t>
-      </w:r>
-    </w:p>
-    <w:p>
-      <w:r>
-        <w:t>Bunlar serbest halde bulunurlar ve belirli bir formata sahip değildirler.</w:t>
-      </w:r>
-    </w:p>
-    <w:p>
-      <w:r>
-        <w:rPr>
-          <w:b/>
-          <w:bCs/>
-        </w:rPr>
-        <w:t>Örneğin</w:t>
-      </w:r>
-      <w:r>
         <w:t>: Resim, video, ses, serbest formda yazılmış metinler yapılandırılmamış veri tipine girerler.</w:t>
       </w:r>
     </w:p>
     <w:p>
       <w:r>
+        <w:lastRenderedPageBreak/>
         <w:t>İlişkisel olmayan (No SQL) Veri Tabanlarında depolanmaktadırlar.</w:t>
       </w:r>
     </w:p>
@@ -409,21 +350,11 @@
       <w:r>
         <w:t>Yapılandırılmamış Veriler genellikle NLP (</w:t>
       </w:r>
-      <w:proofErr w:type="spellStart"/>
-      <w:r>
-        <w:t>Nörolinguistik</w:t>
-      </w:r>
-      <w:proofErr w:type="spellEnd"/>
-      <w:r>
-        <w:t xml:space="preserve"> Programlama) ve Görüntü İşleme Temelli (</w:t>
-      </w:r>
-      <w:proofErr w:type="spellStart"/>
-      <w:r>
-        <w:t>OpenCV</w:t>
-      </w:r>
-      <w:proofErr w:type="spellEnd"/>
-      <w:r>
-        <w:t>) çalışmalarda kullanılmaktadır.</w:t>
+      <w:r>
+        <w:t>Natural Language Processing</w:t>
+      </w:r>
+      <w:r>
+        <w:t>) ve Görüntü İşleme Temelli (OpenCV) çalışmalarda kullanılmaktadır.</w:t>
       </w:r>
     </w:p>
     <w:p>
@@ -483,27 +414,7 @@
           <w:sz w:val="24"/>
           <w:szCs w:val="24"/>
         </w:rPr>
-        <w:t xml:space="preserve">Veri Bilimi (Data </w:t>
-      </w:r>
-      <w:proofErr w:type="spellStart"/>
-      <w:r>
-        <w:rPr>
-          <w:b/>
-          <w:bCs/>
-          <w:sz w:val="24"/>
-          <w:szCs w:val="24"/>
-        </w:rPr>
-        <w:t>Science</w:t>
-      </w:r>
-      <w:proofErr w:type="spellEnd"/>
-      <w:r>
-        <w:rPr>
-          <w:b/>
-          <w:bCs/>
-          <w:sz w:val="24"/>
-          <w:szCs w:val="24"/>
-        </w:rPr>
-        <w:t>) Nedir?</w:t>
+        <w:t>Veri Bilimi (Data Science) Nedir?</w:t>
       </w:r>
     </w:p>
     <w:p>
@@ -518,23 +429,7 @@
     </w:p>
     <w:p>
       <w:r>
-        <w:t xml:space="preserve">Veri bilimi, yapay zekâ(AI), veri madenciliği (Data </w:t>
-      </w:r>
-      <w:proofErr w:type="spellStart"/>
-      <w:r>
-        <w:t>Mining</w:t>
-      </w:r>
-      <w:proofErr w:type="spellEnd"/>
-      <w:r>
-        <w:t>) ve büyük verilerle (</w:t>
-      </w:r>
-      <w:proofErr w:type="spellStart"/>
-      <w:r>
-        <w:t>Big</w:t>
-      </w:r>
-      <w:proofErr w:type="spellEnd"/>
-      <w:r>
-        <w:t xml:space="preserve"> Data) de ilişkilidir.</w:t>
+        <w:t>Veri bilimi, yapay zekâ(AI), veri madenciliği (Data Mining) ve büyük verilerle (Big Data) de ilişkilidir.</w:t>
       </w:r>
     </w:p>
     <w:p/>
@@ -601,6 +496,7 @@
     </w:p>
     <w:p>
       <w:r>
+        <w:lastRenderedPageBreak/>
         <w:t>Verilerin miktarı arttıkça insanlar tarafından işlenmesi ve analiz edilmesi de oldukça zorlaşmıştır.</w:t>
       </w:r>
     </w:p>
@@ -689,6 +585,7 @@
         <w:rPr>
           <w:noProof/>
         </w:rPr>
+        <w:lastRenderedPageBreak/>
         <w:drawing>
           <wp:inline distT="0" distB="0" distL="0" distR="0" wp14:anchorId="151D3E24" wp14:editId="3AA61745">
             <wp:extent cx="4925524" cy="3032472"/>
@@ -779,10 +676,28 @@
     </w:p>
     <w:p>
       <w:r>
-        <w:t>İstatistiksel</w:t>
-      </w:r>
-      <w:r>
-        <w:t xml:space="preserve"> algoritmaların geliştirilmesi ve incelenmesiyle ilgilenen, yapay zekâda akademik bir disiplindir</w:t>
+        <w:t>İstatistiksel algoritmaların geliştirilmesi ve incelenmesiyle ilgilenen, yapay zekâda akademik bir disiplindir</w:t>
+      </w:r>
+      <w:r>
+        <w:t>.</w:t>
+      </w:r>
+    </w:p>
+    <w:p>
+      <w:r>
+        <w:t xml:space="preserve">Özetle </w:t>
+      </w:r>
+      <w:r>
+        <w:t xml:space="preserve">Makine öğrenmesi, bilgisayarın </w:t>
+      </w:r>
+      <w:r>
+        <w:rPr>
+          <w:b/>
+          <w:bCs/>
+        </w:rPr>
+        <w:t>geçmiş verileri analiz ederek gelecekte tahmin yapmayı öğrenmesi</w:t>
+      </w:r>
+      <w:r>
+        <w:t xml:space="preserve"> demektir.</w:t>
       </w:r>
     </w:p>
     <w:p/>
@@ -900,15 +815,7 @@
     </w:p>
     <w:p>
       <w:r>
-        <w:t>Şirketlerdeki rekabet ortamı, inovasyonlar ve icatlar, ar-</w:t>
-      </w:r>
-      <w:proofErr w:type="spellStart"/>
-      <w:r>
-        <w:t>ge</w:t>
-      </w:r>
-      <w:proofErr w:type="spellEnd"/>
-      <w:r>
-        <w:t xml:space="preserve"> faaliyetleri, öneri sistemleri ve daha birçok sistem içerisine entegre edebilecek durumdaki Veri Biliminin</w:t>
+        <w:t>Şirketlerdeki rekabet ortamı, inovasyonlar ve icatlar, ar-ge faaliyetleri, öneri sistemleri ve daha birçok sistem içerisine entegre edebilecek durumdaki Veri Biliminin</w:t>
       </w:r>
     </w:p>
     <w:p>
@@ -1002,6 +909,7 @@
         <w:rPr>
           <w:noProof/>
         </w:rPr>
+        <w:lastRenderedPageBreak/>
         <w:drawing>
           <wp:inline distT="0" distB="0" distL="0" distR="0" wp14:anchorId="691E8454" wp14:editId="0F4C627B">
             <wp:extent cx="4904509" cy="1213907"/>
@@ -1098,48 +1006,30 @@
     </w:p>
     <w:p>
       <w:r>
-        <w:t xml:space="preserve">· Hedef İçerikli Pazarlama (Trendyol, </w:t>
-      </w:r>
-      <w:proofErr w:type="spellStart"/>
-      <w:r>
-        <w:t>HepsiBurada</w:t>
-      </w:r>
-      <w:proofErr w:type="spellEnd"/>
+        <w:t>· Hedef İçerikli Pazarlama (Trendyol, HepsiBurada)</w:t>
+      </w:r>
+    </w:p>
+    <w:p>
+      <w:r>
+        <w:t>· Hedef Ürün Pazarlama (Trendyol, HepsiBurada)</w:t>
+      </w:r>
+    </w:p>
+    <w:p>
+      <w:r>
+        <w:t>· Otomatik Mesaj Tamamlama (Google, benzer T9 Sistemler)</w:t>
+      </w:r>
+    </w:p>
+    <w:p>
+      <w:r>
+        <w:t>· Tavsiye Sistemleri (</w:t>
+      </w:r>
+      <w:r>
+        <w:t>Netflix, Amazon</w:t>
+      </w:r>
       <w:r>
         <w:t>)</w:t>
       </w:r>
     </w:p>
-    <w:p>
-      <w:r>
-        <w:t xml:space="preserve">· Hedef Ürün Pazarlama (Trendyol, </w:t>
-      </w:r>
-      <w:proofErr w:type="spellStart"/>
-      <w:r>
-        <w:t>HepsiBurada</w:t>
-      </w:r>
-      <w:proofErr w:type="spellEnd"/>
-      <w:r>
-        <w:t>)</w:t>
-      </w:r>
-    </w:p>
-    <w:p>
-      <w:r>
-        <w:t>· Otomatik Mesaj Tamamlama (Google, benzer T9 Sistemler)</w:t>
-      </w:r>
-    </w:p>
-    <w:p>
-      <w:r>
-        <w:t xml:space="preserve">· Tavsiye Sistemleri (Trendyol, </w:t>
-      </w:r>
-      <w:proofErr w:type="spellStart"/>
-      <w:r>
-        <w:t>HepsiBurada</w:t>
-      </w:r>
-      <w:proofErr w:type="spellEnd"/>
-      <w:r>
-        <w:t>)</w:t>
-      </w:r>
-    </w:p>
     <w:p/>
     <w:p>
       <w:r>
@@ -1212,19 +1102,12 @@
     </w:p>
     <w:p>
       <w:r>
-        <w:t xml:space="preserve">· Akıllı Portföy Sistemleri (Borsa, </w:t>
-      </w:r>
-      <w:proofErr w:type="spellStart"/>
-      <w:r>
-        <w:t>Coin</w:t>
-      </w:r>
-      <w:proofErr w:type="spellEnd"/>
-      <w:r>
-        <w:t>, Fon)</w:t>
-      </w:r>
-    </w:p>
-    <w:p>
-      <w:r>
+        <w:t>· Akıllı Portföy Sistemleri (Borsa, Coin, Fon)</w:t>
+      </w:r>
+    </w:p>
+    <w:p>
+      <w:r>
+        <w:lastRenderedPageBreak/>
         <w:t>· Doğal Afet Modelleme Çalışmaları</w:t>
       </w:r>
     </w:p>
@@ -1323,99 +1206,74 @@
           <w:i/>
           <w:iCs/>
         </w:rPr>
-        <w:t xml:space="preserve">Bunun üzerine 7/24 müşteri hizmeti sunmaya başlayan işletme, bu sayede gelirini </w:t>
-      </w:r>
-      <w:proofErr w:type="gramStart"/>
+        <w:t>Bunun üzerine 7/24 müşteri hizmeti sunmaya başlayan işletme, bu sayede gelirini %30 artırıyor.</w:t>
+      </w:r>
+    </w:p>
+    <w:p/>
+    <w:p>
+      <w:r>
+        <w:rPr>
+          <w:b/>
+          <w:bCs/>
+        </w:rPr>
+        <w:t>Ürün Üretimi ve Ürün Gelişimi (Ar-</w:t>
+      </w:r>
+      <w:r>
+        <w:rPr>
+          <w:b/>
+          <w:bCs/>
+        </w:rPr>
+        <w:t>G</w:t>
+      </w:r>
+      <w:r>
+        <w:rPr>
+          <w:b/>
+          <w:bCs/>
+        </w:rPr>
+        <w:t>e)</w:t>
+      </w:r>
+    </w:p>
+    <w:p>
+      <w:r>
+        <w:t>Veri bilimi, fark edilmeyen boşlukları ve sorunları ortaya koyabilir.</w:t>
+      </w:r>
+    </w:p>
+    <w:p>
+      <w:r>
+        <w:t>Alışveriş kararları, müşteri geri bildirimleri ve iş süreçleri hakkında daha fazla öngörü, dahili operasyonlarda ve harici çözümlerde inovasyonu beraberinde getirebilir.</w:t>
+      </w:r>
+    </w:p>
+    <w:p/>
+    <w:p>
       <w:r>
         <w:rPr>
           <w:i/>
           <w:iCs/>
         </w:rPr>
-        <w:t>%30</w:t>
-      </w:r>
-      <w:proofErr w:type="gramEnd"/>
+        <w:t>— -Örneğin, bir çevrimiçi ödeme çözümü, veri bilimini kullanarak müşterilerin sosyal medyada şirket hakkında yaptığı yorumları harmanlıyor ve analiz ediyor.</w:t>
+      </w:r>
+    </w:p>
+    <w:p>
       <w:r>
         <w:rPr>
           <w:i/>
           <w:iCs/>
         </w:rPr>
-        <w:t xml:space="preserve"> artırıyor.</w:t>
-      </w:r>
-    </w:p>
-    <w:p/>
-    <w:p>
-      <w:r>
-        <w:rPr>
-          <w:b/>
-          <w:bCs/>
-        </w:rPr>
-        <w:t>Ürün Üretimi ve Ürün Gelişimi (Ar-</w:t>
-      </w:r>
-      <w:proofErr w:type="spellStart"/>
-      <w:r>
-        <w:rPr>
-          <w:b/>
-          <w:bCs/>
-        </w:rPr>
-        <w:t>G</w:t>
-      </w:r>
-      <w:r>
-        <w:rPr>
-          <w:b/>
-          <w:bCs/>
-        </w:rPr>
-        <w:t>e</w:t>
-      </w:r>
-      <w:proofErr w:type="spellEnd"/>
-      <w:r>
-        <w:rPr>
-          <w:b/>
-          <w:bCs/>
-        </w:rPr>
-        <w:t>)</w:t>
-      </w:r>
-    </w:p>
-    <w:p>
-      <w:r>
-        <w:t>Veri bilimi, fark edilmeyen boşlukları ve sorunları ortaya koyabilir.</w:t>
-      </w:r>
-    </w:p>
-    <w:p>
-      <w:r>
-        <w:t>Alışveriş kararları, müşteri geri bildirimleri ve iş süreçleri hakkında daha fazla öngörü, dahili operasyonlarda ve harici çözümlerde inovasyonu beraberinde getirebilir.</w:t>
-      </w:r>
-    </w:p>
-    <w:p/>
-    <w:p>
-      <w:r>
+        <w:t>Yapılan analizler, müşterilerin yoğun alışveriş dönemlerinde parolalarını unuttuğunu ve mevcut parola alma sisteminden memnun olmadığını ortaya çıkarıyor.</w:t>
+      </w:r>
+    </w:p>
+    <w:p>
+      <w:pPr>
         <w:rPr>
           <w:i/>
           <w:iCs/>
         </w:rPr>
-        <w:t>— -Örneğin, bir çevrimiçi ödeme çözümü, veri bilimini kullanarak müşterilerin sosyal medyada şirket hakkında yaptığı yorumları harmanlıyor ve analiz ediyor.</w:t>
-      </w:r>
-    </w:p>
-    <w:p>
+      </w:pPr>
       <w:r>
         <w:rPr>
           <w:i/>
           <w:iCs/>
         </w:rPr>
-        <w:t>Yapılan analizler, müşterilerin yoğun alışveriş dönemlerinde parolalarını unuttuğunu ve mevcut parola alma sisteminden memnun olmadığını ortaya çıkarıyor.</w:t>
-      </w:r>
-    </w:p>
-    <w:p>
-      <w:pPr>
-        <w:rPr>
-          <w:i/>
-          <w:iCs/>
-        </w:rPr>
-      </w:pPr>
-      <w:r>
-        <w:rPr>
-          <w:i/>
-          <w:iCs/>
-        </w:rPr>
         <w:t>Şirket inovasyon yaparak daha iyi bir çözüm sunabilir ve müşteri memnuniyetinde önemli bir artış yakalayabilir.</w:t>
       </w:r>
     </w:p>
@@ -1431,6 +1289,7 @@
     </w:p>
     <w:p>
       <w:r>
+        <w:lastRenderedPageBreak/>
         <w:t>Büyük ölçekli kurumsal şirketler başta olmak üzere, işletmelerin değişen koşullara gerçek zamanlı olarak yanıt vermesi oldukça zordur.</w:t>
       </w:r>
     </w:p>
@@ -1484,7 +1343,7 @@
 </file>
 
 <file path=word/numbering.xml><?xml version="1.0" encoding="utf-8"?>
-<w:numbering xmlns:wpc="http://schemas.microsoft.com/office/word/2010/wordprocessingCanvas" xmlns:cx="http://schemas.microsoft.com/office/drawing/2014/chartex" xmlns:cx1="http://schemas.microsoft.com/office/drawing/2015/9/8/chartex" xmlns:cx2="http://schemas.microsoft.com/office/drawing/2015/10/21/chartex" xmlns:cx3="http://schemas.microsoft.com/office/drawing/2016/5/9/chartex" xmlns:cx4="http://schemas.microsoft.com/office/drawing/2016/5/10/chartex" xmlns:cx5="http://schemas.microsoft.com/office/drawing/2016/5/11/chartex" xmlns:cx6="http://schemas.microsoft.com/office/drawing/2016/5/12/chartex" xmlns:cx7="http://schemas.microsoft.com/office/drawing/2016/5/13/chartex" xmlns:cx8="http://schemas.microsoft.com/office/drawing/2016/5/14/chartex" xmlns:mc="http://schemas.openxmlformats.org/markup-compatibility/2006" xmlns:aink="http://schemas.microsoft.com/office/drawing/2016/ink" xmlns:am3d="http://schemas.microsoft.com/office/drawing/2017/model3d" xmlns:o="urn:schemas-microsoft-com:office:office" xmlns:oel="http://schemas.microsoft.com/office/2019/extlst" xmlns:r="http://schemas.openxmlformats.org/officeDocument/2006/relationships" xmlns:m="http://schemas.openxmlformats.org/officeDocument/2006/math" xmlns:v="urn:schemas-microsoft-com:vml" xmlns:wp14="http://schemas.microsoft.com/office/word/2010/wordprocessingDrawing" xmlns:wp="http://schemas.openxmlformats.org/drawingml/2006/wordprocessingDrawing" xmlns:w10="urn:schemas-microsoft-com:office:word" xmlns:w="http://schemas.openxmlformats.org/wordprocessingml/2006/main" xmlns:w14="http://schemas.microsoft.com/office/word/2010/wordml" xmlns:w15="http://schemas.microsoft.com/office/word/2012/wordml" xmlns:w16cex="http://schemas.microsoft.com/office/word/2018/wordml/cex" xmlns:w16cid="http://schemas.microsoft.com/office/word/2016/wordml/cid" xmlns:w16="http://schemas.microsoft.com/office/word/2018/wordml" xmlns:w16du="http://schemas.microsoft.com/office/word/2023/wordml/word16du" xmlns:w16sdtdh="http://schemas.microsoft.com/office/word/2020/wordml/sdtdatahash" xmlns:w16se="http://schemas.microsoft.com/office/word/2015/wordml/symex" xmlns:wpg="http://schemas.microsoft.com/office/word/2010/wordprocessingGroup" xmlns:wpi="http://schemas.microsoft.com/office/word/2010/wordprocessingInk" xmlns:wne="http://schemas.microsoft.com/office/word/2006/wordml" xmlns:wps="http://schemas.microsoft.com/office/word/2010/wordprocessingShape" mc:Ignorable="w14 w15 w16se w16cid w16 w16cex w16sdtdh w16du wp14">
+<w:numbering xmlns:wpc="http://schemas.microsoft.com/office/word/2010/wordprocessingCanvas" xmlns:cx="http://schemas.microsoft.com/office/drawing/2014/chartex" xmlns:cx1="http://schemas.microsoft.com/office/drawing/2015/9/8/chartex" xmlns:cx2="http://schemas.microsoft.com/office/drawing/2015/10/21/chartex" xmlns:cx3="http://schemas.microsoft.com/office/drawing/2016/5/9/chartex" xmlns:cx4="http://schemas.microsoft.com/office/drawing/2016/5/10/chartex" xmlns:cx5="http://schemas.microsoft.com/office/drawing/2016/5/11/chartex" xmlns:cx6="http://schemas.microsoft.com/office/drawing/2016/5/12/chartex" xmlns:cx7="http://schemas.microsoft.com/office/drawing/2016/5/13/chartex" xmlns:cx8="http://schemas.microsoft.com/office/drawing/2016/5/14/chartex" xmlns:mc="http://schemas.openxmlformats.org/markup-compatibility/2006" xmlns:aink="http://schemas.microsoft.com/office/drawing/2016/ink" xmlns:am3d="http://schemas.microsoft.com/office/drawing/2017/model3d" xmlns:o="urn:schemas-microsoft-com:office:office" xmlns:oel="http://schemas.microsoft.com/office/2019/extlst" xmlns:r="http://schemas.openxmlformats.org/officeDocument/2006/relationships" xmlns:m="http://schemas.openxmlformats.org/officeDocument/2006/math" xmlns:v="urn:schemas-microsoft-com:vml" xmlns:wp14="http://schemas.microsoft.com/office/word/2010/wordprocessingDrawing" xmlns:wp="http://schemas.openxmlformats.org/drawingml/2006/wordprocessingDrawing" xmlns:w10="urn:schemas-microsoft-com:office:word" xmlns:w="http://schemas.openxmlformats.org/wordprocessingml/2006/main" xmlns:w14="http://schemas.microsoft.com/office/word/2010/wordml" xmlns:w15="http://schemas.microsoft.com/office/word/2012/wordml" xmlns:w16cex="http://schemas.microsoft.com/office/word/2018/wordml/cex" xmlns:w16cid="http://schemas.microsoft.com/office/word/2016/wordml/cid" xmlns:w16="http://schemas.microsoft.com/office/word/2018/wordml" xmlns:w16du="http://schemas.microsoft.com/office/word/2023/wordml/word16du" xmlns:w16sdtdh="http://schemas.microsoft.com/office/word/2020/wordml/sdtdatahash" xmlns:w16sdtfl="http://schemas.microsoft.com/office/word/2024/wordml/sdtformatlock" xmlns:w16se="http://schemas.microsoft.com/office/word/2015/wordml/symex" xmlns:wpg="http://schemas.microsoft.com/office/word/2010/wordprocessingGroup" xmlns:wpi="http://schemas.microsoft.com/office/word/2010/wordprocessingInk" xmlns:wne="http://schemas.microsoft.com/office/word/2006/wordml" xmlns:wps="http://schemas.microsoft.com/office/word/2010/wordprocessingShape" mc:Ignorable="w14 w15 w16se w16cid w16 w16cex w16sdtdh w16sdtfl w16du wp14">
   <w:abstractNum w:abstractNumId="0" w15:restartNumberingAfterBreak="0">
     <w:nsid w:val="57535795"/>
     <w:multiLevelType w:val="multilevel"/>
@@ -1605,7 +1464,7 @@
 </file>
 
 <file path=word/styles.xml><?xml version="1.0" encoding="utf-8"?>
-<w:styles xmlns:mc="http://schemas.openxmlformats.org/markup-compatibility/2006" xmlns:r="http://schemas.openxmlformats.org/officeDocument/2006/relationships" xmlns:w="http://schemas.openxmlformats.org/wordprocessingml/2006/main" xmlns:w14="http://schemas.microsoft.com/office/word/2010/wordml" xmlns:w15="http://schemas.microsoft.com/office/word/2012/wordml" xmlns:w16cex="http://schemas.microsoft.com/office/word/2018/wordml/cex" xmlns:w16cid="http://schemas.microsoft.com/office/word/2016/wordml/cid" xmlns:w16="http://schemas.microsoft.com/office/word/2018/wordml" xmlns:w16du="http://schemas.microsoft.com/office/word/2023/wordml/word16du" xmlns:w16sdtdh="http://schemas.microsoft.com/office/word/2020/wordml/sdtdatahash" xmlns:w16se="http://schemas.microsoft.com/office/word/2015/wordml/symex" mc:Ignorable="w14 w15 w16se w16cid w16 w16cex w16sdtdh w16du">
+<w:styles xmlns:mc="http://schemas.openxmlformats.org/markup-compatibility/2006" xmlns:r="http://schemas.openxmlformats.org/officeDocument/2006/relationships" xmlns:w="http://schemas.openxmlformats.org/wordprocessingml/2006/main" xmlns:w14="http://schemas.microsoft.com/office/word/2010/wordml" xmlns:w15="http://schemas.microsoft.com/office/word/2012/wordml" xmlns:w16cex="http://schemas.microsoft.com/office/word/2018/wordml/cex" xmlns:w16cid="http://schemas.microsoft.com/office/word/2016/wordml/cid" xmlns:w16="http://schemas.microsoft.com/office/word/2018/wordml" xmlns:w16du="http://schemas.microsoft.com/office/word/2023/wordml/word16du" xmlns:w16sdtdh="http://schemas.microsoft.com/office/word/2020/wordml/sdtdatahash" xmlns:w16sdtfl="http://schemas.microsoft.com/office/word/2024/wordml/sdtformatlock" xmlns:w16se="http://schemas.microsoft.com/office/word/2015/wordml/symex" mc:Ignorable="w14 w15 w16se w16cid w16 w16cex w16sdtdh w16sdtfl w16du">
   <w:docDefaults>
     <w:rPrDefault>
       <w:rPr>
@@ -2005,11 +1864,11 @@
     <w:name w:val="Normal"/>
     <w:qFormat/>
   </w:style>
-  <w:style w:type="paragraph" w:styleId="Balk1">
+  <w:style w:type="paragraph" w:styleId="Heading1">
     <w:name w:val="heading 1"/>
     <w:basedOn w:val="Normal"/>
     <w:next w:val="Normal"/>
-    <w:link w:val="Balk1Char"/>
+    <w:link w:val="Heading1Char"/>
     <w:uiPriority w:val="9"/>
     <w:qFormat/>
     <w:rsid w:val="00F46142"/>
@@ -2026,11 +1885,11 @@
       <w:szCs w:val="40"/>
     </w:rPr>
   </w:style>
-  <w:style w:type="paragraph" w:styleId="Balk2">
+  <w:style w:type="paragraph" w:styleId="Heading2">
     <w:name w:val="heading 2"/>
     <w:basedOn w:val="Normal"/>
     <w:next w:val="Normal"/>
-    <w:link w:val="Balk2Char"/>
+    <w:link w:val="Heading2Char"/>
     <w:uiPriority w:val="9"/>
     <w:semiHidden/>
     <w:unhideWhenUsed/>
@@ -2049,11 +1908,11 @@
       <w:szCs w:val="32"/>
     </w:rPr>
   </w:style>
-  <w:style w:type="paragraph" w:styleId="Balk3">
+  <w:style w:type="paragraph" w:styleId="Heading3">
     <w:name w:val="heading 3"/>
     <w:basedOn w:val="Normal"/>
     <w:next w:val="Normal"/>
-    <w:link w:val="Balk3Char"/>
+    <w:link w:val="Heading3Char"/>
     <w:uiPriority w:val="9"/>
     <w:semiHidden/>
     <w:unhideWhenUsed/>
@@ -2072,11 +1931,11 @@
       <w:szCs w:val="28"/>
     </w:rPr>
   </w:style>
-  <w:style w:type="paragraph" w:styleId="Balk4">
+  <w:style w:type="paragraph" w:styleId="Heading4">
     <w:name w:val="heading 4"/>
     <w:basedOn w:val="Normal"/>
     <w:next w:val="Normal"/>
-    <w:link w:val="Balk4Char"/>
+    <w:link w:val="Heading4Char"/>
     <w:uiPriority w:val="9"/>
     <w:semiHidden/>
     <w:unhideWhenUsed/>
@@ -2095,11 +1954,11 @@
       <w:color w:val="0F4761" w:themeColor="accent1" w:themeShade="BF"/>
     </w:rPr>
   </w:style>
-  <w:style w:type="paragraph" w:styleId="Balk5">
+  <w:style w:type="paragraph" w:styleId="Heading5">
     <w:name w:val="heading 5"/>
     <w:basedOn w:val="Normal"/>
     <w:next w:val="Normal"/>
-    <w:link w:val="Balk5Char"/>
+    <w:link w:val="Heading5Char"/>
     <w:uiPriority w:val="9"/>
     <w:semiHidden/>
     <w:unhideWhenUsed/>
@@ -2116,11 +1975,11 @@
       <w:color w:val="0F4761" w:themeColor="accent1" w:themeShade="BF"/>
     </w:rPr>
   </w:style>
-  <w:style w:type="paragraph" w:styleId="Balk6">
+  <w:style w:type="paragraph" w:styleId="Heading6">
     <w:name w:val="heading 6"/>
     <w:basedOn w:val="Normal"/>
     <w:next w:val="Normal"/>
-    <w:link w:val="Balk6Char"/>
+    <w:link w:val="Heading6Char"/>
     <w:uiPriority w:val="9"/>
     <w:semiHidden/>
     <w:unhideWhenUsed/>
@@ -2139,11 +1998,11 @@
       <w:color w:val="595959" w:themeColor="text1" w:themeTint="A6"/>
     </w:rPr>
   </w:style>
-  <w:style w:type="paragraph" w:styleId="Balk7">
+  <w:style w:type="paragraph" w:styleId="Heading7">
     <w:name w:val="heading 7"/>
     <w:basedOn w:val="Normal"/>
     <w:next w:val="Normal"/>
-    <w:link w:val="Balk7Char"/>
+    <w:link w:val="Heading7Char"/>
     <w:uiPriority w:val="9"/>
     <w:semiHidden/>
     <w:unhideWhenUsed/>
@@ -2160,11 +2019,11 @@
       <w:color w:val="595959" w:themeColor="text1" w:themeTint="A6"/>
     </w:rPr>
   </w:style>
-  <w:style w:type="paragraph" w:styleId="Balk8">
+  <w:style w:type="paragraph" w:styleId="Heading8">
     <w:name w:val="heading 8"/>
     <w:basedOn w:val="Normal"/>
     <w:next w:val="Normal"/>
-    <w:link w:val="Balk8Char"/>
+    <w:link w:val="Heading8Char"/>
     <w:uiPriority w:val="9"/>
     <w:semiHidden/>
     <w:unhideWhenUsed/>
@@ -2183,11 +2042,11 @@
       <w:color w:val="272727" w:themeColor="text1" w:themeTint="D8"/>
     </w:rPr>
   </w:style>
-  <w:style w:type="paragraph" w:styleId="Balk9">
+  <w:style w:type="paragraph" w:styleId="Heading9">
     <w:name w:val="heading 9"/>
     <w:basedOn w:val="Normal"/>
     <w:next w:val="Normal"/>
-    <w:link w:val="Balk9Char"/>
+    <w:link w:val="Heading9Char"/>
     <w:uiPriority w:val="9"/>
     <w:semiHidden/>
     <w:unhideWhenUsed/>
@@ -2204,12 +2063,12 @@
       <w:color w:val="272727" w:themeColor="text1" w:themeTint="D8"/>
     </w:rPr>
   </w:style>
-  <w:style w:type="character" w:default="1" w:styleId="VarsaylanParagrafYazTipi">
+  <w:style w:type="character" w:default="1" w:styleId="DefaultParagraphFont">
     <w:name w:val="Default Paragraph Font"/>
     <w:uiPriority w:val="1"/>
     <w:unhideWhenUsed/>
   </w:style>
-  <w:style w:type="table" w:default="1" w:styleId="NormalTablo">
+  <w:style w:type="table" w:default="1" w:styleId="TableNormal">
     <w:name w:val="Normal Table"/>
     <w:uiPriority w:val="99"/>
     <w:semiHidden/>
@@ -2224,16 +2083,16 @@
       </w:tblCellMar>
     </w:tblPr>
   </w:style>
-  <w:style w:type="numbering" w:default="1" w:styleId="ListeYok">
+  <w:style w:type="numbering" w:default="1" w:styleId="NoList">
     <w:name w:val="No List"/>
     <w:uiPriority w:val="99"/>
     <w:semiHidden/>
     <w:unhideWhenUsed/>
   </w:style>
-  <w:style w:type="character" w:customStyle="1" w:styleId="Balk1Char">
-    <w:name w:val="Başlık 1 Char"/>
-    <w:basedOn w:val="VarsaylanParagrafYazTipi"/>
-    <w:link w:val="Balk1"/>
+  <w:style w:type="character" w:customStyle="1" w:styleId="Heading1Char">
+    <w:name w:val="Heading 1 Char"/>
+    <w:basedOn w:val="DefaultParagraphFont"/>
+    <w:link w:val="Heading1"/>
     <w:uiPriority w:val="9"/>
     <w:rsid w:val="00F46142"/>
     <w:rPr>
@@ -2243,10 +2102,10 @@
       <w:szCs w:val="40"/>
     </w:rPr>
   </w:style>
-  <w:style w:type="character" w:customStyle="1" w:styleId="Balk2Char">
-    <w:name w:val="Başlık 2 Char"/>
-    <w:basedOn w:val="VarsaylanParagrafYazTipi"/>
-    <w:link w:val="Balk2"/>
+  <w:style w:type="character" w:customStyle="1" w:styleId="Heading2Char">
+    <w:name w:val="Heading 2 Char"/>
+    <w:basedOn w:val="DefaultParagraphFont"/>
+    <w:link w:val="Heading2"/>
     <w:uiPriority w:val="9"/>
     <w:semiHidden/>
     <w:rsid w:val="00F46142"/>
@@ -2257,10 +2116,10 @@
       <w:szCs w:val="32"/>
     </w:rPr>
   </w:style>
-  <w:style w:type="character" w:customStyle="1" w:styleId="Balk3Char">
-    <w:name w:val="Başlık 3 Char"/>
-    <w:basedOn w:val="VarsaylanParagrafYazTipi"/>
-    <w:link w:val="Balk3"/>
+  <w:style w:type="character" w:customStyle="1" w:styleId="Heading3Char">
+    <w:name w:val="Heading 3 Char"/>
+    <w:basedOn w:val="DefaultParagraphFont"/>
+    <w:link w:val="Heading3"/>
     <w:uiPriority w:val="9"/>
     <w:semiHidden/>
     <w:rsid w:val="00F46142"/>
@@ -2271,10 +2130,10 @@
       <w:szCs w:val="28"/>
     </w:rPr>
   </w:style>
-  <w:style w:type="character" w:customStyle="1" w:styleId="Balk4Char">
-    <w:name w:val="Başlık 4 Char"/>
-    <w:basedOn w:val="VarsaylanParagrafYazTipi"/>
-    <w:link w:val="Balk4"/>
+  <w:style w:type="character" w:customStyle="1" w:styleId="Heading4Char">
+    <w:name w:val="Heading 4 Char"/>
+    <w:basedOn w:val="DefaultParagraphFont"/>
+    <w:link w:val="Heading4"/>
     <w:uiPriority w:val="9"/>
     <w:semiHidden/>
     <w:rsid w:val="00F46142"/>
@@ -2285,10 +2144,10 @@
       <w:color w:val="0F4761" w:themeColor="accent1" w:themeShade="BF"/>
     </w:rPr>
   </w:style>
-  <w:style w:type="character" w:customStyle="1" w:styleId="Balk5Char">
-    <w:name w:val="Başlık 5 Char"/>
-    <w:basedOn w:val="VarsaylanParagrafYazTipi"/>
-    <w:link w:val="Balk5"/>
+  <w:style w:type="character" w:customStyle="1" w:styleId="Heading5Char">
+    <w:name w:val="Heading 5 Char"/>
+    <w:basedOn w:val="DefaultParagraphFont"/>
+    <w:link w:val="Heading5"/>
     <w:uiPriority w:val="9"/>
     <w:semiHidden/>
     <w:rsid w:val="00F46142"/>
@@ -2297,10 +2156,10 @@
       <w:color w:val="0F4761" w:themeColor="accent1" w:themeShade="BF"/>
     </w:rPr>
   </w:style>
-  <w:style w:type="character" w:customStyle="1" w:styleId="Balk6Char">
-    <w:name w:val="Başlık 6 Char"/>
-    <w:basedOn w:val="VarsaylanParagrafYazTipi"/>
-    <w:link w:val="Balk6"/>
+  <w:style w:type="character" w:customStyle="1" w:styleId="Heading6Char">
+    <w:name w:val="Heading 6 Char"/>
+    <w:basedOn w:val="DefaultParagraphFont"/>
+    <w:link w:val="Heading6"/>
     <w:uiPriority w:val="9"/>
     <w:semiHidden/>
     <w:rsid w:val="00F46142"/>
@@ -2311,10 +2170,10 @@
       <w:color w:val="595959" w:themeColor="text1" w:themeTint="A6"/>
     </w:rPr>
   </w:style>
-  <w:style w:type="character" w:customStyle="1" w:styleId="Balk7Char">
-    <w:name w:val="Başlık 7 Char"/>
-    <w:basedOn w:val="VarsaylanParagrafYazTipi"/>
-    <w:link w:val="Balk7"/>
+  <w:style w:type="character" w:customStyle="1" w:styleId="Heading7Char">
+    <w:name w:val="Heading 7 Char"/>
+    <w:basedOn w:val="DefaultParagraphFont"/>
+    <w:link w:val="Heading7"/>
     <w:uiPriority w:val="9"/>
     <w:semiHidden/>
     <w:rsid w:val="00F46142"/>
@@ -2323,10 +2182,10 @@
       <w:color w:val="595959" w:themeColor="text1" w:themeTint="A6"/>
     </w:rPr>
   </w:style>
-  <w:style w:type="character" w:customStyle="1" w:styleId="Balk8Char">
-    <w:name w:val="Başlık 8 Char"/>
-    <w:basedOn w:val="VarsaylanParagrafYazTipi"/>
-    <w:link w:val="Balk8"/>
+  <w:style w:type="character" w:customStyle="1" w:styleId="Heading8Char">
+    <w:name w:val="Heading 8 Char"/>
+    <w:basedOn w:val="DefaultParagraphFont"/>
+    <w:link w:val="Heading8"/>
     <w:uiPriority w:val="9"/>
     <w:semiHidden/>
     <w:rsid w:val="00F46142"/>
@@ -2337,10 +2196,10 @@
       <w:color w:val="272727" w:themeColor="text1" w:themeTint="D8"/>
     </w:rPr>
   </w:style>
-  <w:style w:type="character" w:customStyle="1" w:styleId="Balk9Char">
-    <w:name w:val="Başlık 9 Char"/>
-    <w:basedOn w:val="VarsaylanParagrafYazTipi"/>
-    <w:link w:val="Balk9"/>
+  <w:style w:type="character" w:customStyle="1" w:styleId="Heading9Char">
+    <w:name w:val="Heading 9 Char"/>
+    <w:basedOn w:val="DefaultParagraphFont"/>
+    <w:link w:val="Heading9"/>
     <w:uiPriority w:val="9"/>
     <w:semiHidden/>
     <w:rsid w:val="00F46142"/>
@@ -2349,11 +2208,11 @@
       <w:color w:val="272727" w:themeColor="text1" w:themeTint="D8"/>
     </w:rPr>
   </w:style>
-  <w:style w:type="paragraph" w:styleId="KonuBal">
+  <w:style w:type="paragraph" w:styleId="Title">
     <w:name w:val="Title"/>
     <w:basedOn w:val="Normal"/>
     <w:next w:val="Normal"/>
-    <w:link w:val="KonuBalChar"/>
+    <w:link w:val="TitleChar"/>
     <w:uiPriority w:val="10"/>
     <w:qFormat/>
     <w:rsid w:val="00F46142"/>
@@ -2369,10 +2228,10 @@
       <w:szCs w:val="56"/>
     </w:rPr>
   </w:style>
-  <w:style w:type="character" w:customStyle="1" w:styleId="KonuBalChar">
-    <w:name w:val="Konu Başlığı Char"/>
-    <w:basedOn w:val="VarsaylanParagrafYazTipi"/>
-    <w:link w:val="KonuBal"/>
+  <w:style w:type="character" w:customStyle="1" w:styleId="TitleChar">
+    <w:name w:val="Title Char"/>
+    <w:basedOn w:val="DefaultParagraphFont"/>
+    <w:link w:val="Title"/>
     <w:uiPriority w:val="10"/>
     <w:rsid w:val="00F46142"/>
     <w:rPr>
@@ -2383,11 +2242,11 @@
       <w:szCs w:val="56"/>
     </w:rPr>
   </w:style>
-  <w:style w:type="paragraph" w:styleId="Altyaz">
+  <w:style w:type="paragraph" w:styleId="Subtitle">
     <w:name w:val="Subtitle"/>
     <w:basedOn w:val="Normal"/>
     <w:next w:val="Normal"/>
-    <w:link w:val="AltyazChar"/>
+    <w:link w:val="SubtitleChar"/>
     <w:uiPriority w:val="11"/>
     <w:qFormat/>
     <w:rsid w:val="00F46142"/>
@@ -2404,10 +2263,10 @@
       <w:szCs w:val="28"/>
     </w:rPr>
   </w:style>
-  <w:style w:type="character" w:customStyle="1" w:styleId="AltyazChar">
-    <w:name w:val="Altyazı Char"/>
-    <w:basedOn w:val="VarsaylanParagrafYazTipi"/>
-    <w:link w:val="Altyaz"/>
+  <w:style w:type="character" w:customStyle="1" w:styleId="SubtitleChar">
+    <w:name w:val="Subtitle Char"/>
+    <w:basedOn w:val="DefaultParagraphFont"/>
+    <w:link w:val="Subtitle"/>
     <w:uiPriority w:val="11"/>
     <w:rsid w:val="00F46142"/>
     <w:rPr>
@@ -2418,11 +2277,11 @@
       <w:szCs w:val="28"/>
     </w:rPr>
   </w:style>
-  <w:style w:type="paragraph" w:styleId="Alnt">
+  <w:style w:type="paragraph" w:styleId="Quote">
     <w:name w:val="Quote"/>
     <w:basedOn w:val="Normal"/>
     <w:next w:val="Normal"/>
-    <w:link w:val="AlntChar"/>
+    <w:link w:val="QuoteChar"/>
     <w:uiPriority w:val="29"/>
     <w:qFormat/>
     <w:rsid w:val="00F46142"/>
@@ -2436,10 +2295,10 @@
       <w:color w:val="404040" w:themeColor="text1" w:themeTint="BF"/>
     </w:rPr>
   </w:style>
-  <w:style w:type="character" w:customStyle="1" w:styleId="AlntChar">
-    <w:name w:val="Alıntı Char"/>
-    <w:basedOn w:val="VarsaylanParagrafYazTipi"/>
-    <w:link w:val="Alnt"/>
+  <w:style w:type="character" w:customStyle="1" w:styleId="QuoteChar">
+    <w:name w:val="Quote Char"/>
+    <w:basedOn w:val="DefaultParagraphFont"/>
+    <w:link w:val="Quote"/>
     <w:uiPriority w:val="29"/>
     <w:rsid w:val="00F46142"/>
     <w:rPr>
@@ -2448,7 +2307,7 @@
       <w:color w:val="404040" w:themeColor="text1" w:themeTint="BF"/>
     </w:rPr>
   </w:style>
-  <w:style w:type="paragraph" w:styleId="ListeParagraf">
+  <w:style w:type="paragraph" w:styleId="ListParagraph">
     <w:name w:val="List Paragraph"/>
     <w:basedOn w:val="Normal"/>
     <w:uiPriority w:val="34"/>
@@ -2459,9 +2318,9 @@
       <w:contextualSpacing/>
     </w:pPr>
   </w:style>
-  <w:style w:type="character" w:styleId="GlVurgulama">
+  <w:style w:type="character" w:styleId="IntenseEmphasis">
     <w:name w:val="Intense Emphasis"/>
-    <w:basedOn w:val="VarsaylanParagrafYazTipi"/>
+    <w:basedOn w:val="DefaultParagraphFont"/>
     <w:uiPriority w:val="21"/>
     <w:qFormat/>
     <w:rsid w:val="00F46142"/>
@@ -2471,11 +2330,11 @@
       <w:color w:val="0F4761" w:themeColor="accent1" w:themeShade="BF"/>
     </w:rPr>
   </w:style>
-  <w:style w:type="paragraph" w:styleId="GlAlnt">
+  <w:style w:type="paragraph" w:styleId="IntenseQuote">
     <w:name w:val="Intense Quote"/>
     <w:basedOn w:val="Normal"/>
     <w:next w:val="Normal"/>
-    <w:link w:val="GlAlntChar"/>
+    <w:link w:val="IntenseQuoteChar"/>
     <w:uiPriority w:val="30"/>
     <w:qFormat/>
     <w:rsid w:val="00F46142"/>
@@ -2494,10 +2353,10 @@
       <w:color w:val="0F4761" w:themeColor="accent1" w:themeShade="BF"/>
     </w:rPr>
   </w:style>
-  <w:style w:type="character" w:customStyle="1" w:styleId="GlAlntChar">
-    <w:name w:val="Güçlü Alıntı Char"/>
-    <w:basedOn w:val="VarsaylanParagrafYazTipi"/>
-    <w:link w:val="GlAlnt"/>
+  <w:style w:type="character" w:customStyle="1" w:styleId="IntenseQuoteChar">
+    <w:name w:val="Intense Quote Char"/>
+    <w:basedOn w:val="DefaultParagraphFont"/>
+    <w:link w:val="IntenseQuote"/>
     <w:uiPriority w:val="30"/>
     <w:rsid w:val="00F46142"/>
     <w:rPr>
@@ -2506,9 +2365,9 @@
       <w:color w:val="0F4761" w:themeColor="accent1" w:themeShade="BF"/>
     </w:rPr>
   </w:style>
-  <w:style w:type="character" w:styleId="GlBavuru">
+  <w:style w:type="character" w:styleId="IntenseReference">
     <w:name w:val="Intense Reference"/>
-    <w:basedOn w:val="VarsaylanParagrafYazTipi"/>
+    <w:basedOn w:val="DefaultParagraphFont"/>
     <w:uiPriority w:val="32"/>
     <w:qFormat/>
     <w:rsid w:val="00F46142"/>
@@ -2520,9 +2379,9 @@
       <w:spacing w:val="5"/>
     </w:rPr>
   </w:style>
-  <w:style w:type="character" w:styleId="Kpr">
+  <w:style w:type="character" w:styleId="Hyperlink">
     <w:name w:val="Hyperlink"/>
-    <w:basedOn w:val="VarsaylanParagrafYazTipi"/>
+    <w:basedOn w:val="DefaultParagraphFont"/>
     <w:uiPriority w:val="99"/>
     <w:unhideWhenUsed/>
     <w:rsid w:val="00190D8D"/>
@@ -2531,9 +2390,9 @@
       <w:u w:val="single"/>
     </w:rPr>
   </w:style>
-  <w:style w:type="character" w:styleId="zmlenmeyenBahsetme">
+  <w:style w:type="character" w:styleId="UnresolvedMention">
     <w:name w:val="Unresolved Mention"/>
-    <w:basedOn w:val="VarsaylanParagrafYazTipi"/>
+    <w:basedOn w:val="DefaultParagraphFont"/>
     <w:uiPriority w:val="99"/>
     <w:semiHidden/>
     <w:unhideWhenUsed/>
